--- a/Наладчик контрольно-измерительных приборов и автоматики/повышение квалификации 14919 Наладчик контрольно-измерительных приборов и автоматики/Лекции ОП.07. Такелажные работы.docx
+++ b/Наладчик контрольно-измерительных приборов и автоматики/повышение квалификации 14919 Наладчик контрольно-измерительных приборов и автоматики/Лекции ОП.07. Такелажные работы.docx
@@ -252,6 +252,795 @@
           <w:sz w:val="28"/>
         </w:rPr>
         <w:t>Сигналы при производстве такелажных работ подаются стропальщиком машинисту крана или лебёдки по установленной системе: «поднять» — движение рукой вверх, «опустить» — вниз, «стоп» — скрещивание рук. При наладке КИПиА наладчик контролирует правильность установки оборудования и даёт команду на окончательную посадку груза.</w:t>
+      </w:r>
+    </w:p>
+    <w:p/>
+    <w:tbl>
+      <w:tblPr>
+        <w:tblStyle w:val="TableGrid"/>
+        <w:tblW w:type="auto" w:w="0"/>
+        <w:jc w:val="center"/>
+        <w:tblLook w:firstColumn="1" w:firstRow="1" w:lastColumn="0" w:lastRow="0" w:noHBand="0" w:noVBand="1" w:val="04A0"/>
+      </w:tblPr>
+      <w:tblGrid>
+        <w:gridCol w:w="2339"/>
+        <w:gridCol w:w="2339"/>
+        <w:gridCol w:w="2339"/>
+        <w:gridCol w:w="2339"/>
+      </w:tblGrid>
+      <w:tr>
+        <w:tc>
+          <w:tcPr>
+            <w:tcW w:type="dxa" w:w="2339"/>
+          </w:tcPr>
+          <w:p>
+            <w:pPr>
+              <w:jc w:val="center"/>
+            </w:pPr>
+            <w:r>
+              <w:rPr>
+                <w:b/>
+                <w:sz w:val="18"/>
+              </w:rPr>
+              <w:t>Схема строповки</w:t>
+            </w:r>
+          </w:p>
+        </w:tc>
+        <w:tc>
+          <w:tcPr>
+            <w:tcW w:type="dxa" w:w="2339"/>
+          </w:tcPr>
+          <w:p>
+            <w:pPr>
+              <w:jc w:val="center"/>
+            </w:pPr>
+            <w:r>
+              <w:rPr>
+                <w:b/>
+                <w:sz w:val="18"/>
+              </w:rPr>
+              <w:t>Усилие в стропе</w:t>
+            </w:r>
+          </w:p>
+        </w:tc>
+        <w:tc>
+          <w:tcPr>
+            <w:tcW w:type="dxa" w:w="2339"/>
+          </w:tcPr>
+          <w:p>
+            <w:pPr>
+              <w:jc w:val="center"/>
+            </w:pPr>
+            <w:r>
+              <w:rPr>
+                <w:b/>
+                <w:sz w:val="18"/>
+              </w:rPr>
+              <w:t>Угол между ветвями</w:t>
+            </w:r>
+          </w:p>
+        </w:tc>
+        <w:tc>
+          <w:tcPr>
+            <w:tcW w:type="dxa" w:w="2339"/>
+          </w:tcPr>
+          <w:p>
+            <w:pPr>
+              <w:jc w:val="center"/>
+            </w:pPr>
+            <w:r>
+              <w:rPr>
+                <w:b/>
+                <w:sz w:val="18"/>
+              </w:rPr>
+              <w:t>Применение</w:t>
+            </w:r>
+          </w:p>
+        </w:tc>
+      </w:tr>
+      <w:tr>
+        <w:tc>
+          <w:tcPr>
+            <w:tcW w:type="dxa" w:w="2339"/>
+          </w:tcPr>
+          <w:p>
+            <w:r>
+              <w:rPr>
+                <w:sz w:val="18"/>
+              </w:rPr>
+              <w:t>Одноветвевая</w:t>
+            </w:r>
+          </w:p>
+        </w:tc>
+        <w:tc>
+          <w:tcPr>
+            <w:tcW w:type="dxa" w:w="2339"/>
+          </w:tcPr>
+          <w:p>
+            <w:r>
+              <w:rPr>
+                <w:sz w:val="18"/>
+              </w:rPr>
+              <w:t>Q/1</w:t>
+            </w:r>
+          </w:p>
+        </w:tc>
+        <w:tc>
+          <w:tcPr>
+            <w:tcW w:type="dxa" w:w="2339"/>
+          </w:tcPr>
+          <w:p>
+            <w:r>
+              <w:rPr>
+                <w:sz w:val="18"/>
+              </w:rPr>
+              <w:t>0°</w:t>
+            </w:r>
+          </w:p>
+        </w:tc>
+        <w:tc>
+          <w:tcPr>
+            <w:tcW w:type="dxa" w:w="2339"/>
+          </w:tcPr>
+          <w:p>
+            <w:r>
+              <w:rPr>
+                <w:sz w:val="18"/>
+              </w:rPr>
+              <w:t>Мелкие грузы до 500 кг</w:t>
+            </w:r>
+          </w:p>
+        </w:tc>
+      </w:tr>
+      <w:tr>
+        <w:tc>
+          <w:tcPr>
+            <w:tcW w:type="dxa" w:w="2339"/>
+          </w:tcPr>
+          <w:p>
+            <w:r>
+              <w:rPr>
+                <w:sz w:val="18"/>
+              </w:rPr>
+              <w:t>Двухветвевая</w:t>
+            </w:r>
+          </w:p>
+        </w:tc>
+        <w:tc>
+          <w:tcPr>
+            <w:tcW w:type="dxa" w:w="2339"/>
+          </w:tcPr>
+          <w:p>
+            <w:r>
+              <w:rPr>
+                <w:sz w:val="18"/>
+              </w:rPr>
+              <w:t>Q/(2·cos α)</w:t>
+            </w:r>
+          </w:p>
+        </w:tc>
+        <w:tc>
+          <w:tcPr>
+            <w:tcW w:type="dxa" w:w="2339"/>
+          </w:tcPr>
+          <w:p>
+            <w:r>
+              <w:rPr>
+                <w:sz w:val="18"/>
+              </w:rPr>
+              <w:t>≤ 60°</w:t>
+            </w:r>
+          </w:p>
+        </w:tc>
+        <w:tc>
+          <w:tcPr>
+            <w:tcW w:type="dxa" w:w="2339"/>
+          </w:tcPr>
+          <w:p>
+            <w:r>
+              <w:rPr>
+                <w:sz w:val="18"/>
+              </w:rPr>
+              <w:t>Щиты, стенды КИПиА</w:t>
+            </w:r>
+          </w:p>
+        </w:tc>
+      </w:tr>
+      <w:tr>
+        <w:tc>
+          <w:tcPr>
+            <w:tcW w:type="dxa" w:w="2339"/>
+          </w:tcPr>
+          <w:p>
+            <w:r>
+              <w:rPr>
+                <w:sz w:val="18"/>
+              </w:rPr>
+              <w:t>Четырёхветвевая</w:t>
+            </w:r>
+          </w:p>
+        </w:tc>
+        <w:tc>
+          <w:tcPr>
+            <w:tcW w:type="dxa" w:w="2339"/>
+          </w:tcPr>
+          <w:p>
+            <w:r>
+              <w:rPr>
+                <w:sz w:val="18"/>
+              </w:rPr>
+              <w:t>Q/(4·cos α)</w:t>
+            </w:r>
+          </w:p>
+        </w:tc>
+        <w:tc>
+          <w:tcPr>
+            <w:tcW w:type="dxa" w:w="2339"/>
+          </w:tcPr>
+          <w:p>
+            <w:r>
+              <w:rPr>
+                <w:sz w:val="18"/>
+              </w:rPr>
+              <w:t>≤ 60°</w:t>
+            </w:r>
+          </w:p>
+        </w:tc>
+        <w:tc>
+          <w:tcPr>
+            <w:tcW w:type="dxa" w:w="2339"/>
+          </w:tcPr>
+          <w:p>
+            <w:r>
+              <w:rPr>
+                <w:sz w:val="18"/>
+              </w:rPr>
+              <w:t>Крупногабаритное оборудование</w:t>
+            </w:r>
+          </w:p>
+        </w:tc>
+      </w:tr>
+      <w:tr>
+        <w:tc>
+          <w:tcPr>
+            <w:tcW w:type="dxa" w:w="2339"/>
+          </w:tcPr>
+          <w:p>
+            <w:r>
+              <w:rPr>
+                <w:sz w:val="18"/>
+              </w:rPr>
+              <w:t>Кольцевая</w:t>
+            </w:r>
+          </w:p>
+        </w:tc>
+        <w:tc>
+          <w:tcPr>
+            <w:tcW w:type="dxa" w:w="2339"/>
+          </w:tcPr>
+          <w:p>
+            <w:r>
+              <w:rPr>
+                <w:sz w:val="18"/>
+              </w:rPr>
+              <w:t>Q/1</w:t>
+            </w:r>
+          </w:p>
+        </w:tc>
+        <w:tc>
+          <w:tcPr>
+            <w:tcW w:type="dxa" w:w="2339"/>
+          </w:tcPr>
+          <w:p>
+            <w:r>
+              <w:rPr>
+                <w:sz w:val="18"/>
+              </w:rPr>
+              <w:t>0°</w:t>
+            </w:r>
+          </w:p>
+        </w:tc>
+        <w:tc>
+          <w:tcPr>
+            <w:tcW w:type="dxa" w:w="2339"/>
+          </w:tcPr>
+          <w:p>
+            <w:r>
+              <w:rPr>
+                <w:sz w:val="18"/>
+              </w:rPr>
+              <w:t>Цилиндрические грузы</w:t>
+            </w:r>
+          </w:p>
+        </w:tc>
+      </w:tr>
+      <w:tr>
+        <w:tc>
+          <w:tcPr>
+            <w:tcW w:type="dxa" w:w="2339"/>
+          </w:tcPr>
+          <w:p>
+            <w:r>
+              <w:rPr>
+                <w:sz w:val="18"/>
+              </w:rPr>
+              <w:t>На двух крюках</w:t>
+            </w:r>
+          </w:p>
+        </w:tc>
+        <w:tc>
+          <w:tcPr>
+            <w:tcW w:type="dxa" w:w="2339"/>
+          </w:tcPr>
+          <w:p>
+            <w:r>
+              <w:rPr>
+                <w:sz w:val="18"/>
+              </w:rPr>
+              <w:t>Q/2</w:t>
+            </w:r>
+          </w:p>
+        </w:tc>
+        <w:tc>
+          <w:tcPr>
+            <w:tcW w:type="dxa" w:w="2339"/>
+          </w:tcPr>
+          <w:p>
+            <w:r>
+              <w:rPr>
+                <w:sz w:val="18"/>
+              </w:rPr>
+              <w:t>—</w:t>
+            </w:r>
+          </w:p>
+        </w:tc>
+        <w:tc>
+          <w:tcPr>
+            <w:tcW w:type="dxa" w:w="2339"/>
+          </w:tcPr>
+          <w:p>
+            <w:r>
+              <w:rPr>
+                <w:sz w:val="18"/>
+              </w:rPr>
+              <w:t>Длинномерные грузы</w:t>
+            </w:r>
+          </w:p>
+        </w:tc>
+      </w:tr>
+    </w:tbl>
+    <w:p>
+      <w:pPr>
+        <w:jc w:val="center"/>
+      </w:pPr>
+      <w:r>
+        <w:rPr>
+          <w:b/>
+          <w:i w:val="0"/>
+          <w:sz w:val="20"/>
+        </w:rPr>
+        <w:t>Таблица 2. Схемы строповки грузов</w:t>
+      </w:r>
+    </w:p>
+    <w:p/>
+    <w:tbl>
+      <w:tblPr>
+        <w:tblStyle w:val="TableGrid"/>
+        <w:tblW w:type="auto" w:w="0"/>
+        <w:jc w:val="center"/>
+        <w:tblLook w:firstColumn="1" w:firstRow="1" w:lastColumn="0" w:lastRow="0" w:noHBand="0" w:noVBand="1" w:val="04A0"/>
+      </w:tblPr>
+      <w:tblGrid>
+        <w:gridCol w:w="2339"/>
+        <w:gridCol w:w="2339"/>
+        <w:gridCol w:w="2339"/>
+        <w:gridCol w:w="2339"/>
+      </w:tblGrid>
+      <w:tr>
+        <w:tc>
+          <w:tcPr>
+            <w:tcW w:type="dxa" w:w="2339"/>
+          </w:tcPr>
+          <w:p>
+            <w:pPr>
+              <w:jc w:val="center"/>
+            </w:pPr>
+            <w:r>
+              <w:rPr>
+                <w:b/>
+                <w:sz w:val="18"/>
+              </w:rPr>
+              <w:t>Оборудование</w:t>
+            </w:r>
+          </w:p>
+        </w:tc>
+        <w:tc>
+          <w:tcPr>
+            <w:tcW w:type="dxa" w:w="2339"/>
+          </w:tcPr>
+          <w:p>
+            <w:pPr>
+              <w:jc w:val="center"/>
+            </w:pPr>
+            <w:r>
+              <w:rPr>
+                <w:b/>
+                <w:sz w:val="18"/>
+              </w:rPr>
+              <w:t>Грузоподъёмность (т)</w:t>
+            </w:r>
+          </w:p>
+        </w:tc>
+        <w:tc>
+          <w:tcPr>
+            <w:tcW w:type="dxa" w:w="2339"/>
+          </w:tcPr>
+          <w:p>
+            <w:pPr>
+              <w:jc w:val="center"/>
+            </w:pPr>
+            <w:r>
+              <w:rPr>
+                <w:b/>
+                <w:sz w:val="18"/>
+              </w:rPr>
+              <w:t>Высота подъёма (м)</w:t>
+            </w:r>
+          </w:p>
+        </w:tc>
+        <w:tc>
+          <w:tcPr>
+            <w:tcW w:type="dxa" w:w="2339"/>
+          </w:tcPr>
+          <w:p>
+            <w:pPr>
+              <w:jc w:val="center"/>
+            </w:pPr>
+            <w:r>
+              <w:rPr>
+                <w:b/>
+                <w:sz w:val="18"/>
+              </w:rPr>
+              <w:t>Применение</w:t>
+            </w:r>
+          </w:p>
+        </w:tc>
+      </w:tr>
+      <w:tr>
+        <w:tc>
+          <w:tcPr>
+            <w:tcW w:type="dxa" w:w="2339"/>
+          </w:tcPr>
+          <w:p>
+            <w:r>
+              <w:rPr>
+                <w:sz w:val="18"/>
+              </w:rPr>
+              <w:t>Ручная лебёдка</w:t>
+            </w:r>
+          </w:p>
+        </w:tc>
+        <w:tc>
+          <w:tcPr>
+            <w:tcW w:type="dxa" w:w="2339"/>
+          </w:tcPr>
+          <w:p>
+            <w:r>
+              <w:rPr>
+                <w:sz w:val="18"/>
+              </w:rPr>
+              <w:t>0,5—3,2</w:t>
+            </w:r>
+          </w:p>
+        </w:tc>
+        <w:tc>
+          <w:tcPr>
+            <w:tcW w:type="dxa" w:w="2339"/>
+          </w:tcPr>
+          <w:p>
+            <w:r>
+              <w:rPr>
+                <w:sz w:val="18"/>
+              </w:rPr>
+              <w:t>10—30</w:t>
+            </w:r>
+          </w:p>
+        </w:tc>
+        <w:tc>
+          <w:tcPr>
+            <w:tcW w:type="dxa" w:w="2339"/>
+          </w:tcPr>
+          <w:p>
+            <w:r>
+              <w:rPr>
+                <w:sz w:val="18"/>
+              </w:rPr>
+              <w:t>Подъём щитов и стендов</w:t>
+            </w:r>
+          </w:p>
+        </w:tc>
+      </w:tr>
+      <w:tr>
+        <w:tc>
+          <w:tcPr>
+            <w:tcW w:type="dxa" w:w="2339"/>
+          </w:tcPr>
+          <w:p>
+            <w:r>
+              <w:rPr>
+                <w:sz w:val="18"/>
+              </w:rPr>
+              <w:t>Электрическая таль</w:t>
+            </w:r>
+          </w:p>
+        </w:tc>
+        <w:tc>
+          <w:tcPr>
+            <w:tcW w:type="dxa" w:w="2339"/>
+          </w:tcPr>
+          <w:p>
+            <w:r>
+              <w:rPr>
+                <w:sz w:val="18"/>
+              </w:rPr>
+              <w:t>1—5</w:t>
+            </w:r>
+          </w:p>
+        </w:tc>
+        <w:tc>
+          <w:tcPr>
+            <w:tcW w:type="dxa" w:w="2339"/>
+          </w:tcPr>
+          <w:p>
+            <w:r>
+              <w:rPr>
+                <w:sz w:val="18"/>
+              </w:rPr>
+              <w:t>6—18</w:t>
+            </w:r>
+          </w:p>
+        </w:tc>
+        <w:tc>
+          <w:tcPr>
+            <w:tcW w:type="dxa" w:w="2339"/>
+          </w:tcPr>
+          <w:p>
+            <w:r>
+              <w:rPr>
+                <w:sz w:val="18"/>
+              </w:rPr>
+              <w:t>Монтаж приборов на высоте</w:t>
+            </w:r>
+          </w:p>
+        </w:tc>
+      </w:tr>
+      <w:tr>
+        <w:tc>
+          <w:tcPr>
+            <w:tcW w:type="dxa" w:w="2339"/>
+          </w:tcPr>
+          <w:p>
+            <w:r>
+              <w:rPr>
+                <w:sz w:val="18"/>
+              </w:rPr>
+              <w:t>Мостовой кран</w:t>
+            </w:r>
+          </w:p>
+        </w:tc>
+        <w:tc>
+          <w:tcPr>
+            <w:tcW w:type="dxa" w:w="2339"/>
+          </w:tcPr>
+          <w:p>
+            <w:r>
+              <w:rPr>
+                <w:sz w:val="18"/>
+              </w:rPr>
+              <w:t>5—10</w:t>
+            </w:r>
+          </w:p>
+        </w:tc>
+        <w:tc>
+          <w:tcPr>
+            <w:tcW w:type="dxa" w:w="2339"/>
+          </w:tcPr>
+          <w:p>
+            <w:r>
+              <w:rPr>
+                <w:sz w:val="18"/>
+              </w:rPr>
+              <w:t>6—12</w:t>
+            </w:r>
+          </w:p>
+        </w:tc>
+        <w:tc>
+          <w:tcPr>
+            <w:tcW w:type="dxa" w:w="2339"/>
+          </w:tcPr>
+          <w:p>
+            <w:r>
+              <w:rPr>
+                <w:sz w:val="18"/>
+              </w:rPr>
+              <w:t>Монтаж крупногабаритного оборудования</w:t>
+            </w:r>
+          </w:p>
+        </w:tc>
+      </w:tr>
+      <w:tr>
+        <w:tc>
+          <w:tcPr>
+            <w:tcW w:type="dxa" w:w="2339"/>
+          </w:tcPr>
+          <w:p>
+            <w:r>
+              <w:rPr>
+                <w:sz w:val="18"/>
+              </w:rPr>
+              <w:t>Тканевый строп</w:t>
+            </w:r>
+          </w:p>
+        </w:tc>
+        <w:tc>
+          <w:tcPr>
+            <w:tcW w:type="dxa" w:w="2339"/>
+          </w:tcPr>
+          <w:p>
+            <w:r>
+              <w:rPr>
+                <w:sz w:val="18"/>
+              </w:rPr>
+              <w:t>0,5—2</w:t>
+            </w:r>
+          </w:p>
+        </w:tc>
+        <w:tc>
+          <w:tcPr>
+            <w:tcW w:type="dxa" w:w="2339"/>
+          </w:tcPr>
+          <w:p>
+            <w:r>
+              <w:rPr>
+                <w:sz w:val="18"/>
+              </w:rPr>
+              <w:t>—</w:t>
+            </w:r>
+          </w:p>
+        </w:tc>
+        <w:tc>
+          <w:tcPr>
+            <w:tcW w:type="dxa" w:w="2339"/>
+          </w:tcPr>
+          <w:p>
+            <w:r>
+              <w:rPr>
+                <w:sz w:val="18"/>
+              </w:rPr>
+              <w:t>Строповка приборов</w:t>
+            </w:r>
+          </w:p>
+        </w:tc>
+      </w:tr>
+      <w:tr>
+        <w:tc>
+          <w:tcPr>
+            <w:tcW w:type="dxa" w:w="2339"/>
+          </w:tcPr>
+          <w:p>
+            <w:r>
+              <w:rPr>
+                <w:sz w:val="18"/>
+              </w:rPr>
+              <w:t>Домкрат реечный</w:t>
+            </w:r>
+          </w:p>
+        </w:tc>
+        <w:tc>
+          <w:tcPr>
+            <w:tcW w:type="dxa" w:w="2339"/>
+          </w:tcPr>
+          <w:p>
+            <w:r>
+              <w:rPr>
+                <w:sz w:val="18"/>
+              </w:rPr>
+              <w:t>3—8</w:t>
+            </w:r>
+          </w:p>
+        </w:tc>
+        <w:tc>
+          <w:tcPr>
+            <w:tcW w:type="dxa" w:w="2339"/>
+          </w:tcPr>
+          <w:p>
+            <w:r>
+              <w:rPr>
+                <w:sz w:val="18"/>
+              </w:rPr>
+              <w:t>0,3—0,5</w:t>
+            </w:r>
+          </w:p>
+        </w:tc>
+        <w:tc>
+          <w:tcPr>
+            <w:tcW w:type="dxa" w:w="2339"/>
+          </w:tcPr>
+          <w:p>
+            <w:r>
+              <w:rPr>
+                <w:sz w:val="18"/>
+              </w:rPr>
+              <w:t>Выверка оборудования</w:t>
+            </w:r>
+          </w:p>
+        </w:tc>
+      </w:tr>
+    </w:tbl>
+    <w:p>
+      <w:pPr>
+        <w:jc w:val="center"/>
+      </w:pPr>
+      <w:r>
+        <w:rPr>
+          <w:b/>
+          <w:i w:val="0"/>
+          <w:sz w:val="20"/>
+        </w:rPr>
+        <w:t>Таблица 1. Грузоподъёмное оборудование для монтажа КИПиА</w:t>
+      </w:r>
+    </w:p>
+    <w:p/>
+    <w:p>
+      <w:pPr>
+        <w:jc w:val="center"/>
+      </w:pPr>
+      <w:r>
+        <w:drawing>
+          <wp:inline xmlns:a="http://schemas.openxmlformats.org/drawingml/2006/main" xmlns:pic="http://schemas.openxmlformats.org/drawingml/2006/picture">
+            <wp:extent cx="4572000" cy="2712987"/>
+            <wp:docPr id="1" name="Picture 1"/>
+            <wp:cNvGraphicFramePr>
+              <a:graphicFrameLocks noChangeAspect="1"/>
+            </wp:cNvGraphicFramePr>
+            <a:graphic>
+              <a:graphicData uri="http://schemas.openxmlformats.org/drawingml/2006/picture">
+                <pic:pic>
+                  <pic:nvPicPr>
+                    <pic:cNvPr id="0" name="kpk_op07.png"/>
+                    <pic:cNvPicPr/>
+                  </pic:nvPicPr>
+                  <pic:blipFill>
+                    <a:blip r:embed="rId9"/>
+                    <a:stretch>
+                      <a:fillRect/>
+                    </a:stretch>
+                  </pic:blipFill>
+                  <pic:spPr>
+                    <a:xfrm>
+                      <a:off x="0" y="0"/>
+                      <a:ext cx="4572000" cy="2712987"/>
+                    </a:xfrm>
+                    <a:prstGeom prst="rect"/>
+                  </pic:spPr>
+                </pic:pic>
+              </a:graphicData>
+            </a:graphic>
+          </wp:inline>
+        </w:drawing>
+      </w:r>
+    </w:p>
+    <w:p>
+      <w:pPr>
+        <w:jc w:val="center"/>
+      </w:pPr>
+      <w:r>
+        <w:rPr>
+          <w:b w:val="0"/>
+          <w:i/>
+          <w:sz w:val="20"/>
+        </w:rPr>
+        <w:t>Рисунок 1. Грузоподъёмность такелажного оборудования</w:t>
       </w:r>
     </w:p>
     <w:p>
